--- a/druki/kacik-dyrektora/word/Kacik_Dyrektora_Rada_Pedagogiczna_PCTP.docx
+++ b/druki/kacik-dyrektora/word/Kacik_Dyrektora_Rada_Pedagogiczna_PCTP.docx
@@ -661,7 +661,7 @@
                 <w:sz w:val="12"/>
                 <w:szCs w:val="12"/>
               </w:rPr>
-              <w:t xml:space="preserve"> Ustawa z dnia 14 grudnia 2016 r. — Prawo oświatowe (t.j. Dz.U. z 2024 r. poz. 737, z późn. zm.): </w:t>
+              <w:t xml:space="preserve"> Ustawa z dnia 14 grudnia 2016 r. — Prawo oświatowe (t.j. Dz.U. z 2026 r. poz. 820, z późn. zm.): </w:t>
             </w:r>
             <w:r>
               <w:rPr>
@@ -14295,7 +14295,7 @@
                 <w:sz w:val="14"/>
                 <w:szCs w:val="14"/>
               </w:rPr>
-              <w:t xml:space="preserve">Współpraca z rodzicami — trudna rozmowa i dokumentowanie ustaleń (kierunek 6)</w:t>
+              <w:t xml:space="preserve">Współpraca z rodzicami — trudna rozmowa i dokumentowanie ustaleń (kierunek 5)</w:t>
             </w:r>
           </w:p>
         </w:tc>
@@ -14809,7 +14809,7 @@
                 <w:sz w:val="14"/>
                 <w:szCs w:val="14"/>
               </w:rPr>
-              <w:t xml:space="preserve">Standardy ochrony małoletnich po nowelizacji i rozpoznawanie krzywdzenia (kierunek 7)</w:t>
+              <w:t xml:space="preserve">Standardy ochrony małoletnich po nowelizacji i rozpoznawanie krzywdzenia (kierunek 6)</w:t>
             </w:r>
           </w:p>
         </w:tc>
@@ -22038,7 +22038,7 @@
                 <w:sz w:val="12"/>
                 <w:szCs w:val="12"/>
               </w:rPr>
-              <w:t xml:space="preserve"> (t.j. Dz.U. z 2024 r. poz. 737, z późn. zm.) — </w:t>
+              <w:t xml:space="preserve"> (t.j. Dz.U. z 2026 r. poz. 820, z późn. zm.) — </w:t>
             </w:r>
             <w:r>
               <w:rPr>

--- a/druki/kacik-dyrektora/word/Kacik_Dyrektora_Rada_Pedagogiczna_PCTP.docx
+++ b/druki/kacik-dyrektora/word/Kacik_Dyrektora_Rada_Pedagogiczna_PCTP.docx
@@ -14809,7 +14809,7 @@
                 <w:sz w:val="14"/>
                 <w:szCs w:val="14"/>
               </w:rPr>
-              <w:t xml:space="preserve">Standardy ochrony małoletnich po nowelizacji i rozpoznawanie krzywdzenia (kierunek 6)</w:t>
+              <w:t xml:space="preserve">Aktualne standardy ochrony małoletnich i rozpoznawanie krzywdzenia (kierunek 6)</w:t>
             </w:r>
           </w:p>
         </w:tc>
